--- a/小論文添削（ショー）/添削結果/進ノ介/20261017_進ノ介_国士舘大学_21世紀アジア学部_R7_AO1_人生の悩みや疑問.docx
+++ b/小論文添削（ショー）/添削結果/進ノ介/20261017_進ノ介_国士舘大学_21世紀アジア学部_R7_AO1_人生の悩みや疑問.docx
@@ -145,7 +145,7 @@
                 <w:color w:val="23301F"/>
                 <w:sz w:val="20"/>
               </w:rPr>
-              <w:t>国士舘大学 21世紀アジア学部 総合型選抜（R7 AOⅠ期 過去問）</w:t>
+              <w:t>国士舘大学 21世紀アジア学部 総合型選抜 令和7年度 Ⅰ期（10月24日）</w:t>
             </w:r>
           </w:p>
         </w:tc>
@@ -191,7 +191,7 @@
                 <w:color w:val="23301F"/>
                 <w:sz w:val="20"/>
               </w:rPr>
-              <w:t>人生の悩みや疑問にすぐ答えを出さなくてよいか</w:t>
+              <w:t>人生は宝くじ　／　ヨシタケシンスケ『思わず考えちゃう』</w:t>
             </w:r>
           </w:p>
         </w:tc>
@@ -237,7 +237,7 @@
                 <w:color w:val="23301F"/>
                 <w:sz w:val="20"/>
               </w:rPr>
-              <w:t>（推定）「人生の悩みや疑問には、すぐに答えを出さなくてもよい」という考えについて、あなたの意見を述べなさい。</w:t>
+              <w:t>筆者の主張に対するあなたの意見を、具体的な経験や見聞きした事例をまじえて600字で述べなさい。</w:t>
             </w:r>
           </w:p>
         </w:tc>
@@ -332,7 +332,7 @@
           <w:color w:val="D9782D"/>
           <w:sz w:val="56"/>
         </w:rPr>
-        <w:t>72</w:t>
+        <w:t>68</w:t>
       </w:r>
       <w:r>
         <w:rPr>
@@ -480,7 +480,7 @@
                 <w:color w:val="D9782D"/>
                 <w:sz w:val="22"/>
               </w:rPr>
-              <w:t>16 / 20</w:t>
+              <w:t>12 / 20</w:t>
             </w:r>
           </w:p>
         </w:tc>
@@ -501,7 +501,7 @@
                 <w:color w:val="23301F"/>
                 <w:sz w:val="19"/>
               </w:rPr>
-              <w:t>冒頭で賛成の立場と理由をはっきり示し、最後まで問いからぶれていない。</w:t>
+              <w:t>「すぐに答えを出さなくてもよい」は、筆者の「つらい経験も宝くじのようにいつか何かに化けるかもしれない」という主張に通じる。しかし筆者や宝くじのたとえに一度も触れておらず、課題文への意見になっているかが伝わらない。経験をまじえる指定は満たしている。</w:t>
             </w:r>
           </w:p>
         </w:tc>
@@ -805,7 +805,7 @@
           <w:color w:val="23301F"/>
           <w:sz w:val="21"/>
         </w:rPr>
-        <w:t>【前提】設問文は未確認のため答案から推定した。字数は原稿用紙の「600」の印から600字以内とした。賛成の立場を最初に示し、進路と人間関係という二つの身近な例で支え、さらに「行動しなければ変わらない」と反対側にも目を配れている。高校生として十分に完成度の高い答案である。伸ばすなら、①進路の例の文のねじれを直す、②譲歩を独立した段落にする、③結論で21世紀アジア学部での学びにつなげる、の3点。これで80点台に届く。</w:t>
+        <w:t>【前提】設問文と字数（600字）は大学公式の過去問で確認した。課題文は「人生は宝くじ」というたとえで、つらい経験もいつか何かに化けるかもしれないと述べている。答案の「すぐに答えを出さなくてもよい」「答えが見つからない時間にも意味がある」はこの主張に通じていて、進路と友人の二つの経験、譲歩もそろった完成度の高い文章である。最大の課題は、筆者の主張に一度も触れていないこと。冒頭で筆者の主張を一文で示してから賛否を述べれば、設問にきちんと答えた答案になる。あわせて、進路の例の文のねじれを直し、結論で21世紀アジア学部での学びにつなげたい。</w:t>
       </w:r>
     </w:p>
     <w:p>
@@ -961,7 +961,69 @@
           <w:color w:val="17321A"/>
           <w:sz w:val="21"/>
         </w:rPr>
-        <w:t>1. 進路の例の最後の文のねじれを直す</w:t>
+        <w:t>1. 書き出しで筆者の主張に触れる</w:t>
+      </w:r>
+    </w:p>
+    <w:p>
+      <w:pPr>
+        <w:spacing w:after="20" w:before="0" w:line="300" w:lineRule="auto"/>
+        <w:ind w:left="283"/>
+      </w:pPr>
+      <w:r>
+        <w:rPr>
+          <w:rFonts w:ascii="游ゴシック" w:hAnsi="游ゴシック" w:eastAsia="游ゴシック"/>
+          <w:b/>
+          <w:color w:val="5B6B54"/>
+          <w:sz w:val="19"/>
+        </w:rPr>
+        <w:t>答案：</w:t>
+      </w:r>
+      <w:r>
+        <w:rPr>
+          <w:rFonts w:ascii="游明朝" w:hAnsi="游明朝" w:eastAsia="游明朝"/>
+          <w:b w:val="0"/>
+          <w:color w:val="5B6B54"/>
+          <w:sz w:val="19"/>
+        </w:rPr>
+        <w:t>「私は、人生の悩みや疑問には、すぐに答えを出さなくてもよいという考えに賛成である。」</w:t>
+      </w:r>
+    </w:p>
+    <w:p>
+      <w:pPr>
+        <w:spacing w:after="40" w:before="0" w:line="300" w:lineRule="auto"/>
+        <w:ind w:left="283"/>
+      </w:pPr>
+      <w:r>
+        <w:rPr>
+          <w:rFonts w:ascii="游ゴシック" w:hAnsi="游ゴシック" w:eastAsia="游ゴシック"/>
+          <w:b/>
+          <w:color w:val="D9782D"/>
+          <w:sz w:val="21"/>
+        </w:rPr>
+        <w:t xml:space="preserve">→ </w:t>
+      </w:r>
+      <w:r>
+        <w:rPr>
+          <w:rFonts w:ascii="游ゴシック" w:hAnsi="游ゴシック" w:eastAsia="游ゴシック"/>
+          <w:b w:val="0"/>
+          <w:color w:val="23301F"/>
+          <w:sz w:val="21"/>
+        </w:rPr>
+        <w:t>設問は「筆者の主張に対するあなたの意見」。「筆者は、つらい経験も宝くじのように、いつか何かに化けるかもしれないと述べている。私はこの考えに賛成である」と、まず筆者の主張を一文で示す。何に賛成しているのかが採点者にはっきり伝わる。</w:t>
+      </w:r>
+    </w:p>
+    <w:p>
+      <w:pPr>
+        <w:spacing w:after="20" w:before="60" w:line="300" w:lineRule="auto"/>
+      </w:pPr>
+      <w:r>
+        <w:rPr>
+          <w:rFonts w:ascii="游ゴシック" w:hAnsi="游ゴシック" w:eastAsia="游ゴシック"/>
+          <w:b/>
+          <w:color w:val="17321A"/>
+          <w:sz w:val="21"/>
+        </w:rPr>
+        <w:t>2. 進路の例の最後の文のねじれを直す</w:t>
       </w:r>
     </w:p>
     <w:p>
@@ -1023,7 +1085,7 @@
           <w:color w:val="17321A"/>
           <w:sz w:val="21"/>
         </w:rPr>
-        <w:t>2. 譲歩を独立した段落にする</w:t>
+        <w:t>3. 譲歩を独立した段落にする</w:t>
       </w:r>
     </w:p>
     <w:p>
@@ -1085,7 +1147,7 @@
           <w:color w:val="17321A"/>
           <w:sz w:val="21"/>
         </w:rPr>
-        <w:t>3. 体験には「私は」を入れる</w:t>
+        <w:t>4. 体験には「私は」を入れる</w:t>
       </w:r>
     </w:p>
     <w:p>
@@ -1147,7 +1209,7 @@
           <w:color w:val="17321A"/>
           <w:sz w:val="21"/>
         </w:rPr>
-        <w:t>4. 結論で学部での学びにつなげる</w:t>
+        <w:t>5. 結論で学部での学びにつなげる</w:t>
       </w:r>
     </w:p>
     <w:p>
@@ -2272,7 +2334,7 @@
           <w:color w:val="2C5F2D"/>
           <w:sz w:val="26"/>
         </w:rPr>
-        <w:t>書き直し例（577字）</w:t>
+        <w:t>書き直し例（590字）</w:t>
       </w:r>
     </w:p>
     <w:p>
@@ -2348,7 +2410,7 @@
                 <w:color w:val="2C5F2D"/>
                 <w:sz w:val="19"/>
               </w:rPr>
-              <w:t>134字</w:t>
+              <w:t>147字</w:t>
             </w:r>
           </w:p>
         </w:tc>
@@ -2369,7 +2431,7 @@
                 <w:color w:val="23301F"/>
                 <w:sz w:val="21"/>
               </w:rPr>
-              <w:t>私は、人生の悩みや疑問には、すぐに答えを出さなくてもよいという考えに賛成である。私たちは進路や人間関係について、早く正解を見つけなければならないと思いがちである。しかし、時間をかけて考えることで、以前は気づかなかった選択肢や、自分が本当に大切にしたいことが見えてくる。</w:t>
+              <w:t>筆者は、つらい経験も宝くじのように、いつか何かに化けるかもしれないと考えれば乗り越えられると述べている。私はこの考えに賛成であり、人生の悩みや疑問には、すぐに答えを出さなくてもよいと考える。時間をかけて考えることで、以前は気づかなかった選択肢や、自分が本当に大切にしたいことが見えてくるからだ。</w:t>
             </w:r>
           </w:p>
         </w:tc>
@@ -2757,7 +2819,7 @@
           <w:color w:val="23301F"/>
           <w:sz w:val="21"/>
         </w:rPr>
-        <w:t>一文が長くなったら、主語と述語がつながっているか確かめ、2文に分ける</w:t>
+        <w:t>課題文型の設問では、書き出しで「筆者は〜と述べている」と主張を一文で示してから意見を書く</w:t>
       </w:r>
     </w:p>
     <w:p>
